--- a/Helpdesk/static/docs/ticket_template.docx
+++ b/Helpdesk/static/docs/ticket_template.docx
@@ -175,7 +175,7 @@
           <w:sz w:val="28"/>
         </w:rPr>
         <w:tab/>
-        <w:t>{{ ticket_content }}</w:t>
+        <w:t>{{r ticket_content_rich }}</w:t>
       </w:r>
     </w:p>
     <w:p>
